--- a/Bieu_mau_Word/BM-FSC-05_Lenh_dieu_dong_van_chuyen_noi_bo.docx
+++ b/Bieu_mau_Word/BM-FSC-05_Lenh_dieu_dong_van_chuyen_noi_bo.docx
@@ -109,7 +109,7 @@
     </w:tbl>
     <w:p>
       <w:pPr>
-        <w:spacing w:after="60" w:before="60" w:line="264"/>
+        <w:spacing w:after="20" w:before="60" w:line="264"/>
       </w:pPr>
       <w:r>
         <w:rPr>
@@ -134,6 +134,35 @@
           <w:szCs w:val="21"/>
         </w:rPr>
         <w:t xml:space="preserve">Kiểm soát nguồn gốc hàng hóa khi điều chuyển giữa kho nhà máy, kho trung chuyển và cảng xuất.</w:t>
+      </w:r>
+    </w:p>
+    <w:p>
+      <w:pPr>
+        <w:spacing w:after="60" w:before="0" w:line="264"/>
+      </w:pPr>
+      <w:r>
+        <w:rPr>
+          <w:rFonts w:ascii="Times New Roman" w:cs="Times New Roman" w:eastAsia="Times New Roman" w:hAnsi="Times New Roman"/>
+          <w:b/>
+          <w:bCs/>
+          <w:i/>
+          <w:iCs/>
+          <w:color w:val="2E75B6"/>
+          <w:sz w:val="21"/>
+          <w:szCs w:val="21"/>
+        </w:rPr>
+        <w:t xml:space="preserve">Tham chiếu FSC: </w:t>
+      </w:r>
+      <w:r>
+        <w:rPr>
+          <w:rFonts w:ascii="Times New Roman" w:cs="Times New Roman" w:eastAsia="Times New Roman" w:hAnsi="Times New Roman"/>
+          <w:i/>
+          <w:iCs/>
+          <w:color w:val="404040"/>
+          <w:sz w:val="21"/>
+          <w:szCs w:val="21"/>
+        </w:rPr>
+        <w:t xml:space="preserve">FSC-STD-40-004 V3-1 — truy xuất nguồn gốc và tách biệt nguyên liệu/sản phẩm có tuyên bố FSC trong quá trình lưu kho, vận chuyển.</w:t>
       </w:r>
     </w:p>
     <w:p>
@@ -361,7 +390,7 @@
                 <w:sz w:val="22"/>
                 <w:szCs w:val="22"/>
               </w:rPr>
-              <w:t xml:space="preserve">Điểm xuất phát (kho nhà máy)</w:t>
+              <w:t xml:space="preserve">Tuyên bố FSC của lô hàng</w:t>
             </w:r>
           </w:p>
         </w:tc>
@@ -389,10 +418,11 @@
             <w:r>
               <w:rPr>
                 <w:rFonts w:ascii="Times New Roman" w:cs="Times New Roman" w:eastAsia="Times New Roman" w:hAnsi="Times New Roman"/>
-                <w:sz w:val="23"/>
-                <w:szCs w:val="23"/>
-              </w:rPr>
-              <w:t xml:space="preserve"/>
+                <w:color w:val="595959"/>
+                <w:sz w:val="22"/>
+                <w:szCs w:val="22"/>
+              </w:rPr>
+              <w:t xml:space="preserve">☐ FSC Controlled Wood     ☐ Không có tuyên bố FSC</w:t>
             </w:r>
           </w:p>
         </w:tc>
@@ -432,7 +462,7 @@
                 <w:sz w:val="22"/>
                 <w:szCs w:val="22"/>
               </w:rPr>
-              <w:t xml:space="preserve">Điểm đến (kho trung chuyển / cảng xuất)</w:t>
+              <w:t xml:space="preserve">Điểm xuất phát (kho nhà máy)</w:t>
             </w:r>
           </w:p>
         </w:tc>
@@ -503,7 +533,7 @@
                 <w:sz w:val="22"/>
                 <w:szCs w:val="22"/>
               </w:rPr>
-              <w:t xml:space="preserve">Biển kiểm soát xe</w:t>
+              <w:t xml:space="preserve">Điểm đến (kho trung chuyển / cảng xuất)</w:t>
             </w:r>
           </w:p>
         </w:tc>
@@ -574,7 +604,7 @@
                 <w:sz w:val="22"/>
                 <w:szCs w:val="22"/>
               </w:rPr>
-              <w:t xml:space="preserve">Số phiếu cân kèm theo</w:t>
+              <w:t xml:space="preserve">Biển kiểm soát xe</w:t>
             </w:r>
           </w:p>
         </w:tc>
@@ -645,7 +675,7 @@
                 <w:sz w:val="22"/>
                 <w:szCs w:val="22"/>
               </w:rPr>
-              <w:t xml:space="preserve">Số BKLS gốc của chủ rừng đính kèm</w:t>
+              <w:t xml:space="preserve">Số phiếu cân kèm theo</w:t>
             </w:r>
           </w:p>
         </w:tc>
@@ -673,11 +703,154 @@
             <w:r>
               <w:rPr>
                 <w:rFonts w:ascii="Times New Roman" w:cs="Times New Roman" w:eastAsia="Times New Roman" w:hAnsi="Times New Roman"/>
+                <w:sz w:val="23"/>
+                <w:szCs w:val="23"/>
+              </w:rPr>
+              <w:t xml:space="preserve"/>
+            </w:r>
+          </w:p>
+        </w:tc>
+      </w:tr>
+      <w:tr>
+        <w:trPr>
+          <w:cantSplit/>
+          <w:trHeight w:val="400" w:hRule="atLeast"/>
+        </w:trPr>
+        <w:tc>
+          <w:tcPr>
+            <w:tcW w:type="dxa" w:w="3500"/>
+            <w:tcBorders>
+              <w:top w:val="single" w:color="7F7F7F" w:sz="4"/>
+              <w:left w:val="single" w:color="7F7F7F" w:sz="4"/>
+              <w:bottom w:val="single" w:color="7F7F7F" w:sz="4"/>
+              <w:right w:val="single" w:color="7F7F7F" w:sz="4"/>
+            </w:tcBorders>
+            <w:shd w:fill="DEEAF6" w:color="auto" w:val="clear"/>
+            <w:tcMar>
+              <w:top w:type="dxa" w:w="50"/>
+              <w:left w:type="dxa" w:w="100"/>
+              <w:bottom w:type="dxa" w:w="50"/>
+              <w:right w:type="dxa" w:w="100"/>
+            </w:tcMar>
+            <w:vAlign w:val="center"/>
+          </w:tcPr>
+          <w:p>
+            <w:pPr>
+              <w:spacing w:after="40" w:before="0" w:line="264"/>
+            </w:pPr>
+            <w:r>
+              <w:rPr>
+                <w:rFonts w:ascii="Times New Roman" w:cs="Times New Roman" w:eastAsia="Times New Roman" w:hAnsi="Times New Roman"/>
+                <w:b/>
+                <w:bCs/>
+                <w:sz w:val="22"/>
+                <w:szCs w:val="22"/>
+              </w:rPr>
+              <w:t xml:space="preserve">Số BKLS gốc của chủ rừng đính kèm</w:t>
+            </w:r>
+          </w:p>
+        </w:tc>
+        <w:tc>
+          <w:tcPr>
+            <w:tcW w:type="dxa" w:w="6138"/>
+            <w:tcBorders>
+              <w:top w:val="single" w:color="7F7F7F" w:sz="4"/>
+              <w:left w:val="single" w:color="7F7F7F" w:sz="4"/>
+              <w:bottom w:val="single" w:color="7F7F7F" w:sz="4"/>
+              <w:right w:val="single" w:color="7F7F7F" w:sz="4"/>
+            </w:tcBorders>
+            <w:tcMar>
+              <w:top w:type="dxa" w:w="50"/>
+              <w:left w:type="dxa" w:w="100"/>
+              <w:bottom w:type="dxa" w:w="50"/>
+              <w:right w:type="dxa" w:w="100"/>
+            </w:tcMar>
+            <w:vAlign w:val="center"/>
+          </w:tcPr>
+          <w:p>
+            <w:pPr>
+              <w:spacing w:after="40" w:before="0" w:line="264"/>
+            </w:pPr>
+            <w:r>
+              <w:rPr>
+                <w:rFonts w:ascii="Times New Roman" w:cs="Times New Roman" w:eastAsia="Times New Roman" w:hAnsi="Times New Roman"/>
                 <w:color w:val="595959"/>
                 <w:sz w:val="22"/>
                 <w:szCs w:val="22"/>
               </w:rPr>
               <w:t xml:space="preserve">(chứng minh nguồn gốc)  …………………………</w:t>
+            </w:r>
+          </w:p>
+        </w:tc>
+      </w:tr>
+      <w:tr>
+        <w:trPr>
+          <w:cantSplit/>
+          <w:trHeight w:val="400" w:hRule="atLeast"/>
+        </w:trPr>
+        <w:tc>
+          <w:tcPr>
+            <w:tcW w:type="dxa" w:w="3500"/>
+            <w:tcBorders>
+              <w:top w:val="single" w:color="7F7F7F" w:sz="4"/>
+              <w:left w:val="single" w:color="7F7F7F" w:sz="4"/>
+              <w:bottom w:val="single" w:color="7F7F7F" w:sz="4"/>
+              <w:right w:val="single" w:color="7F7F7F" w:sz="4"/>
+            </w:tcBorders>
+            <w:shd w:fill="DEEAF6" w:color="auto" w:val="clear"/>
+            <w:tcMar>
+              <w:top w:type="dxa" w:w="50"/>
+              <w:left w:type="dxa" w:w="100"/>
+              <w:bottom w:type="dxa" w:w="50"/>
+              <w:right w:type="dxa" w:w="100"/>
+            </w:tcMar>
+            <w:vAlign w:val="center"/>
+          </w:tcPr>
+          <w:p>
+            <w:pPr>
+              <w:spacing w:after="40" w:before="0" w:line="264"/>
+            </w:pPr>
+            <w:r>
+              <w:rPr>
+                <w:rFonts w:ascii="Times New Roman" w:cs="Times New Roman" w:eastAsia="Times New Roman" w:hAnsi="Times New Roman"/>
+                <w:b/>
+                <w:bCs/>
+                <w:sz w:val="22"/>
+                <w:szCs w:val="22"/>
+              </w:rPr>
+              <w:t xml:space="preserve">Biện pháp tách biệt tại kho/bãi đến</w:t>
+            </w:r>
+          </w:p>
+        </w:tc>
+        <w:tc>
+          <w:tcPr>
+            <w:tcW w:type="dxa" w:w="6138"/>
+            <w:tcBorders>
+              <w:top w:val="single" w:color="7F7F7F" w:sz="4"/>
+              <w:left w:val="single" w:color="7F7F7F" w:sz="4"/>
+              <w:bottom w:val="single" w:color="7F7F7F" w:sz="4"/>
+              <w:right w:val="single" w:color="7F7F7F" w:sz="4"/>
+            </w:tcBorders>
+            <w:tcMar>
+              <w:top w:type="dxa" w:w="50"/>
+              <w:left w:type="dxa" w:w="100"/>
+              <w:bottom w:type="dxa" w:w="50"/>
+              <w:right w:type="dxa" w:w="100"/>
+            </w:tcMar>
+            <w:vAlign w:val="center"/>
+          </w:tcPr>
+          <w:p>
+            <w:pPr>
+              <w:spacing w:after="40" w:before="0" w:line="264"/>
+            </w:pPr>
+            <w:r>
+              <w:rPr>
+                <w:rFonts w:ascii="Times New Roman" w:cs="Times New Roman" w:eastAsia="Times New Roman" w:hAnsi="Times New Roman"/>
+                <w:color w:val="595959"/>
+                <w:sz w:val="22"/>
+                <w:szCs w:val="22"/>
+              </w:rPr>
+              <w:t xml:space="preserve">(khu vực, biển nhận diện lô)  …………………………</w:t>
             </w:r>
           </w:p>
         </w:tc>
